--- a/artifacts/QuickSiGe-A4-Word-Template-DE.docx
+++ b/artifacts/QuickSiGe-A4-Word-Template-DE.docx
@@ -4,6 +4,7 @@
   <w:body>
     <w:p>
       <w:pPr>
+        <w:keepNext/>
         <w:spacing w:after="0" w:before="0"/>
       </w:pPr>
       <w:r>
@@ -13,12 +14,129 @@
           <w:sz w:val="16"/>
           <w:szCs w:val="16"/>
         </w:rPr>
-        <w:t xml:space="preserve">{{#qs.plan.categories}}</w:t>
+        <w:t xml:space="preserve">{{#qs.organization.profiles}}</w:t>
+      </w:r>
+    </w:p>
+    <w:p>
+      <w:pPr>
+        <w:keepNext/>
+        <w:spacing w:after="0" w:before="0"/>
+      </w:pPr>
+      <w:r>
+        <w:rPr>
+          <w:rFonts w:ascii="Arial" w:cs="Arial" w:eastAsia="Arial" w:hAnsi="Arial"/>
+          <w:color w:val="296C5D"/>
+          <w:sz w:val="16"/>
+          <w:szCs w:val="16"/>
+        </w:rPr>
+        <w:t xml:space="preserve">{{#qs.organization.logo_images}}</w:t>
+      </w:r>
+    </w:p>
+    <w:p>
+      <w:pPr>
+        <w:spacing w:after="60"/>
+        <w:jc w:val="right"/>
+      </w:pPr>
+      <w:r>
+        <w:rPr>
+          <w:rFonts w:ascii="Arial" w:cs="Arial" w:eastAsia="Arial" w:hAnsi="Arial"/>
+          <w:color w:val="296C5D"/>
+        </w:rPr>
+        <w:t xml:space="preserve">{{qs.organization.logo_images.image}}</w:t>
+      </w:r>
+    </w:p>
+    <w:p>
+      <w:pPr>
+        <w:keepNext/>
+        <w:spacing w:after="0" w:before="0"/>
+      </w:pPr>
+      <w:r>
+        <w:rPr>
+          <w:rFonts w:ascii="Arial" w:cs="Arial" w:eastAsia="Arial" w:hAnsi="Arial"/>
+          <w:color w:val="296C5D"/>
+          <w:sz w:val="16"/>
+          <w:szCs w:val="16"/>
+        </w:rPr>
+        <w:t xml:space="preserve">{{/qs.organization.logo_images}}</w:t>
+      </w:r>
+    </w:p>
+    <w:p>
+      <w:pPr>
+        <w:spacing w:after="40"/>
+      </w:pPr>
+      <w:r>
+        <w:rPr>
+          <w:rFonts w:ascii="Arial" w:cs="Arial" w:eastAsia="Arial" w:hAnsi="Arial"/>
+          <w:b/>
+          <w:bCs/>
+          <w:color w:val="296C5D"/>
+          <w:sz w:val="18"/>
+          <w:szCs w:val="18"/>
+        </w:rPr>
+        <w:t xml:space="preserve">{{qs.organization.name}}</w:t>
+      </w:r>
+    </w:p>
+    <w:p>
+      <w:pPr>
+        <w:spacing w:after="40"/>
+      </w:pPr>
+      <w:r>
+        <w:rPr>
+          <w:rFonts w:ascii="Arial" w:cs="Arial" w:eastAsia="Arial" w:hAnsi="Arial"/>
+          <w:color w:val="296C5D"/>
+          <w:sz w:val="14"/>
+          <w:szCs w:val="14"/>
+        </w:rPr>
+        <w:t xml:space="preserve">{{qs.organization.address_line}}</w:t>
+      </w:r>
+    </w:p>
+    <w:p>
+      <w:pPr>
+        <w:spacing w:after="160"/>
+      </w:pPr>
+      <w:r>
+        <w:rPr>
+          <w:rFonts w:ascii="Arial" w:cs="Arial" w:eastAsia="Arial" w:hAnsi="Arial"/>
+          <w:color w:val="296C5D"/>
+          <w:sz w:val="14"/>
+          <w:szCs w:val="14"/>
+        </w:rPr>
+        <w:t xml:space="preserve">{{qs.organization.contact_line}}</w:t>
+      </w:r>
+    </w:p>
+    <w:p>
+      <w:pPr>
+        <w:keepNext/>
+        <w:spacing w:after="0" w:before="0"/>
+      </w:pPr>
+      <w:r>
+        <w:rPr>
+          <w:rFonts w:ascii="Arial" w:cs="Arial" w:eastAsia="Arial" w:hAnsi="Arial"/>
+          <w:color w:val="296C5D"/>
+          <w:sz w:val="16"/>
+          <w:szCs w:val="16"/>
+        </w:rPr>
+        <w:t xml:space="preserve">{{/qs.organization.profiles}}</w:t>
+      </w:r>
+    </w:p>
+    <w:p>
+      <w:pPr>
+        <w:keepNext/>
+        <w:spacing w:after="0" w:before="0"/>
+      </w:pPr>
+      <w:r>
+        <w:rPr>
+          <w:rFonts w:ascii="Arial" w:cs="Arial" w:eastAsia="Arial" w:hAnsi="Arial"/>
+          <w:color w:val="296C5D"/>
+          <w:sz w:val="16"/>
+          <w:szCs w:val="16"/>
+        </w:rPr>
+        <w:t xml:space="preserve">{{#qs.project.plan.category_tree}}</w:t>
       </w:r>
     </w:p>
     <w:tbl>
       <w:tblPr>
-        <w:tblW w:type="pct" w:w="100%"/>
+        <w:tblW w:type="dxa" w:w="10466"/>
         <w:tblBorders>
           <w:top w:val="single" w:color="D9D9D9" w:sz="4"/>
           <w:left w:val="single" w:color="D9D9D9" w:sz="4"/>
@@ -30,7 +148,7 @@
         <w:tblLayout w:type="fixed"/>
       </w:tblPr>
       <w:tblGrid>
-        <w:gridCol w:w="100"/>
+        <w:gridCol w:w="10466"/>
       </w:tblGrid>
       <w:tr>
         <w:trPr>
@@ -38,11 +156,12 @@
         </w:trPr>
         <w:tc>
           <w:tcPr>
+            <w:tcW w:type="dxa" w:w="10466"/>
             <w:shd w:fill="496F5F" w:val="clear"/>
             <w:tcMar>
-              <w:top w:type="dxa" w:w="130"/>
+              <w:top w:type="dxa" w:w="120"/>
               <w:left w:type="dxa" w:w="180"/>
-              <w:bottom w:type="dxa" w:w="130"/>
+              <w:bottom w:type="dxa" w:w="120"/>
               <w:right w:type="dxa" w:w="180"/>
             </w:tcMar>
             <w:vAlign w:val="center"/>
@@ -55,11 +174,11 @@
             <w:r>
               <w:rPr>
                 <w:rFonts w:ascii="Arial" w:cs="Arial" w:eastAsia="Arial" w:hAnsi="Arial"/>
-                <w:color w:val="FFFFFF"/>
-                <w:sz w:val="28"/>
-                <w:szCs w:val="28"/>
+                <w:color w:val="496F5F"/>
+                <w:sz w:val="2"/>
+                <w:szCs w:val="2"/>
               </w:rPr>
-              <w:t xml:space="preserve">{{qs.category.color}}</w:t>
+              <w:t xml:space="preserve">{{qs.project.plan.category_tree.color}}</w:t>
             </w:r>
             <w:r>
               <w:rPr>
@@ -67,10 +186,10 @@
                 <w:b/>
                 <w:bCs/>
                 <w:color w:val="FFFFFF"/>
-                <w:sz w:val="28"/>
-                <w:szCs w:val="28"/>
+                <w:sz w:val="27"/>
+                <w:szCs w:val="27"/>
               </w:rPr>
-              <w:t xml:space="preserve">{{qs.category.title}}</w:t>
+              <w:t xml:space="preserve">{{qs.project.plan.category_tree.title}}</w:t>
             </w:r>
           </w:p>
         </w:tc>
@@ -79,11 +198,12 @@
     <w:p>
       <w:pPr>
         <w:keepNext/>
-        <w:spacing w:after="60" w:before="0"/>
-      </w:pPr>
-    </w:p>
-    <w:p>
-      <w:pPr>
+        <w:spacing w:after="55" w:before="0"/>
+      </w:pPr>
+    </w:p>
+    <w:p>
+      <w:pPr>
+        <w:keepNext/>
         <w:spacing w:after="0" w:before="0"/>
       </w:pPr>
       <w:r>
@@ -93,12 +213,12 @@
           <w:sz w:val="16"/>
           <w:szCs w:val="16"/>
         </w:rPr>
-        <w:t xml:space="preserve">{{#qs.category.sections}}</w:t>
+        <w:t xml:space="preserve">{{#qs.project.plan.category_tree.blocks}}</w:t>
       </w:r>
     </w:p>
     <w:tbl>
       <w:tblPr>
-        <w:tblW w:type="pct" w:w="100%"/>
+        <w:tblW w:type="dxa" w:w="10466"/>
         <w:tblBorders>
           <w:top w:val="single" w:color="D9D9D9" w:sz="4"/>
           <w:left w:val="single" w:color="D9D9D9" w:sz="4"/>
@@ -110,7 +230,9 @@
         <w:tblLayout w:type="fixed"/>
       </w:tblPr>
       <w:tblGrid>
-        <w:gridCol w:w="100"/>
+        <w:gridCol w:w="240"/>
+        <w:gridCol w:w="3500"/>
+        <w:gridCol w:w="6726"/>
       </w:tblGrid>
       <w:tr>
         <w:trPr>
@@ -118,19 +240,72 @@
         </w:trPr>
         <w:tc>
           <w:tcPr>
-            <w:shd w:fill="E7F1ED" w:val="clear"/>
+            <w:tcW w:type="dxa" w:w="240"/>
+            <w:shd w:fill="D5FF3F" w:val="clear"/>
             <w:tcMar>
-              <w:top w:type="dxa" w:w="100"/>
-              <w:left w:type="dxa" w:w="180"/>
-              <w:bottom w:type="dxa" w:w="100"/>
-              <w:right w:type="dxa" w:w="180"/>
+              <w:top w:type="dxa" w:w="0"/>
+              <w:left w:type="dxa" w:w="0"/>
+              <w:bottom w:type="dxa" w:w="0"/>
+              <w:right w:type="dxa" w:w="0"/>
+            </w:tcMar>
+          </w:tcPr>
+          <w:p>
+            <w:pPr>
+              <w:spacing w:after="0" w:before="0"/>
+            </w:pPr>
+            <w:r>
+              <w:rPr>
+                <w:rFonts w:ascii="Arial" w:cs="Arial" w:eastAsia="Arial" w:hAnsi="Arial"/>
+                <w:color w:val="D5FF3F"/>
+                <w:sz w:val="2"/>
+                <w:szCs w:val="2"/>
+              </w:rPr>
+              <w:t xml:space="preserve">{{qs.project.plan.category_tree.blocks.color}}</w:t>
+            </w:r>
+          </w:p>
+        </w:tc>
+        <w:tc>
+          <w:tcPr>
+            <w:tcW w:type="dxa" w:w="3500"/>
+            <w:tcMar>
+              <w:top w:type="dxa" w:w="140"/>
+              <w:left w:type="dxa" w:w="140"/>
+              <w:bottom w:type="dxa" w:w="140"/>
+              <w:right w:type="dxa" w:w="140"/>
+            </w:tcMar>
+            <w:vAlign w:val="center"/>
+          </w:tcPr>
+          <w:p>
+            <w:pPr>
+              <w:spacing w:after="0" w:before="0"/>
+              <w:jc w:val="center"/>
+            </w:pPr>
+            <w:r>
+              <w:rPr>
+                <w:rFonts w:ascii="Arial" w:cs="Arial" w:eastAsia="Arial" w:hAnsi="Arial"/>
+                <w:color w:val="296C5D"/>
+                <w:sz w:val="18"/>
+                <w:szCs w:val="18"/>
+              </w:rPr>
+              <w:t xml:space="preserve">{{qs.project.plan.category_tree.blocks.image}}</w:t>
+            </w:r>
+          </w:p>
+        </w:tc>
+        <w:tc>
+          <w:tcPr>
+            <w:tcW w:type="dxa" w:w="6726"/>
+            <w:tcMar>
+              <w:top w:type="dxa" w:w="150"/>
+              <w:left w:type="dxa" w:w="190"/>
+              <w:bottom w:type="dxa" w:w="150"/>
+              <w:right w:type="dxa" w:w="190"/>
             </w:tcMar>
             <w:vAlign w:val="center"/>
           </w:tcPr>
           <w:p>
             <w:pPr>
               <w:keepNext/>
-              <w:spacing w:after="0" w:before="0"/>
+              <w:spacing w:after="100" w:before="0"/>
             </w:pPr>
             <w:r>
               <w:rPr>
@@ -141,136 +316,13 @@
                 <w:sz w:val="22"/>
                 <w:szCs w:val="22"/>
               </w:rPr>
-              <w:t xml:space="preserve">{{qs.section.heading}}</w:t>
+              <w:t xml:space="preserve">{{qs.project.plan.category_tree.blocks.title}}</w:t>
             </w:r>
           </w:p>
-        </w:tc>
-      </w:tr>
-    </w:tbl>
-    <w:p>
-      <w:pPr>
-        <w:keepNext/>
-        <w:spacing w:after="40" w:before="0"/>
-      </w:pPr>
-    </w:p>
-    <w:p>
-      <w:pPr>
-        <w:spacing w:after="0" w:before="0"/>
-      </w:pPr>
-      <w:r>
-        <w:rPr>
-          <w:rFonts w:ascii="Arial" w:cs="Arial" w:eastAsia="Arial" w:hAnsi="Arial"/>
-          <w:color w:val="296C5D"/>
-          <w:sz w:val="16"/>
-          <w:szCs w:val="16"/>
-        </w:rPr>
-        <w:t xml:space="preserve">{{#qs.section.blocks}}</w:t>
-      </w:r>
-    </w:p>
-    <w:tbl>
-      <w:tblPr>
-        <w:tblW w:type="pct" w:w="100%"/>
-        <w:tblBorders>
-          <w:top w:val="single" w:color="D9D9D9" w:sz="4"/>
-          <w:left w:val="single" w:color="D9D9D9" w:sz="4"/>
-          <w:bottom w:val="single" w:color="D9D9D9" w:sz="4"/>
-          <w:right w:val="single" w:color="D9D9D9" w:sz="4"/>
-          <w:insideH w:val="single" w:color="D9D9D9" w:sz="4"/>
-          <w:insideV w:val="single" w:color="D9D9D9" w:sz="4"/>
-        </w:tblBorders>
-        <w:tblLayout w:type="fixed"/>
-      </w:tblPr>
-      <w:tblGrid>
-        <w:gridCol w:w="3250"/>
-        <w:gridCol w:w="6650"/>
-      </w:tblGrid>
-      <w:tr>
-        <w:trPr>
-          <w:cantSplit/>
-        </w:trPr>
-        <w:tc>
-          <w:tcPr>
-            <w:gridSpan w:val="2"/>
-            <w:shd w:fill="D5FF3F" w:val="clear"/>
-            <w:tcMar>
-              <w:top w:type="dxa" w:w="90"/>
-              <w:left w:type="dxa" w:w="150"/>
-              <w:bottom w:type="dxa" w:w="90"/>
-              <w:right w:type="dxa" w:w="150"/>
-            </w:tcMar>
-          </w:tcPr>
           <w:p>
             <w:pPr>
               <w:keepNext/>
-              <w:spacing w:after="0" w:before="0"/>
-            </w:pPr>
-            <w:r>
-              <w:rPr>
-                <w:rFonts w:ascii="Arial" w:cs="Arial" w:eastAsia="Arial" w:hAnsi="Arial"/>
-                <w:color w:val="10251F"/>
-                <w:sz w:val="22"/>
-                <w:szCs w:val="22"/>
-              </w:rPr>
-              <w:t xml:space="preserve">{{qs.block.color}}</w:t>
-            </w:r>
-            <w:r>
-              <w:rPr>
-                <w:rFonts w:ascii="Arial" w:cs="Arial" w:eastAsia="Arial" w:hAnsi="Arial"/>
-                <w:b/>
-                <w:bCs/>
-                <w:color w:val="10251F"/>
-                <w:sz w:val="22"/>
-                <w:szCs w:val="22"/>
-              </w:rPr>
-              <w:t xml:space="preserve">{{qs.block.title}}</w:t>
-            </w:r>
-          </w:p>
-        </w:tc>
-      </w:tr>
-      <w:tr>
-        <w:tc>
-          <w:tcPr>
-            <w:tcW w:type="pct" w:w="33%"/>
-            <w:tcMar>
-              <w:top w:type="dxa" w:w="140"/>
-              <w:left w:type="dxa" w:w="140"/>
-              <w:bottom w:type="dxa" w:w="140"/>
-              <w:right w:type="dxa" w:w="140"/>
-            </w:tcMar>
-            <w:vAlign w:val="center"/>
-          </w:tcPr>
-          <w:p>
-            <w:pPr>
-              <w:keepNext/>
-              <w:spacing w:after="0" w:before="0"/>
-              <w:jc w:val="center"/>
-            </w:pPr>
-            <w:r>
-              <w:rPr>
-                <w:rFonts w:ascii="Arial" w:cs="Arial" w:eastAsia="Arial" w:hAnsi="Arial"/>
-                <w:color w:val="296C5D"/>
-                <w:sz w:val="18"/>
-                <w:szCs w:val="18"/>
-              </w:rPr>
-              <w:t xml:space="preserve">{{qs.block.image}}</w:t>
-            </w:r>
-          </w:p>
-        </w:tc>
-        <w:tc>
-          <w:tcPr>
-            <w:tcW w:type="pct" w:w="67%"/>
-            <w:tcMar>
-              <w:top w:type="dxa" w:w="160"/>
-              <w:left w:type="dxa" w:w="170"/>
-              <w:bottom w:type="dxa" w:w="160"/>
-              <w:right w:type="dxa" w:w="170"/>
-            </w:tcMar>
-            <w:vAlign w:val="center"/>
-          </w:tcPr>
-          <w:p>
-            <w:pPr>
-              <w:keepNext/>
-              <w:spacing w:after="0" w:before="0" w:line="276"/>
+              <w:spacing w:after="110" w:before="0" w:line="276"/>
             </w:pPr>
             <w:r>
               <w:rPr>
@@ -279,26 +331,9 @@
                 <w:sz w:val="20"/>
                 <w:szCs w:val="20"/>
               </w:rPr>
-              <w:t xml:space="preserve">{{qs.block.a4_description}}</w:t>
+              <w:t xml:space="preserve">{{qs.project.plan.category_tree.blocks.a4_description}}</w:t>
             </w:r>
           </w:p>
-        </w:tc>
-      </w:tr>
-      <w:tr>
-        <w:trPr>
-          <w:cantSplit/>
-        </w:trPr>
-        <w:tc>
-          <w:tcPr>
-            <w:gridSpan w:val="2"/>
-            <w:shd w:fill="F7F9F8" w:val="clear"/>
-            <w:tcMar>
-              <w:top w:type="dxa" w:w="70"/>
-              <w:left w:type="dxa" w:w="150"/>
-              <w:bottom w:type="dxa" w:w="70"/>
-              <w:right w:type="dxa" w:w="150"/>
-            </w:tcMar>
-          </w:tcPr>
           <w:p>
             <w:pPr>
               <w:spacing w:after="0" w:before="0"/>
@@ -310,7 +345,7 @@
                 <w:sz w:val="17"/>
                 <w:szCs w:val="17"/>
               </w:rPr>
-              <w:t xml:space="preserve">{{qs.block.regulations}}</w:t>
+              <w:t xml:space="preserve">{{qs.project.plan.category_tree.blocks.regulations}}</w:t>
             </w:r>
           </w:p>
         </w:tc>
@@ -323,6 +358,7 @@
     </w:p>
     <w:p>
       <w:pPr>
+        <w:keepNext/>
         <w:spacing w:after="0" w:before="0"/>
       </w:pPr>
       <w:r>
@@ -332,11 +368,12 @@
           <w:sz w:val="16"/>
           <w:szCs w:val="16"/>
         </w:rPr>
-        <w:t xml:space="preserve">{{/qs.section.blocks}}</w:t>
-      </w:r>
-    </w:p>
-    <w:p>
-      <w:pPr>
+        <w:t xml:space="preserve">{{/qs.project.plan.category_tree.blocks}}</w:t>
+      </w:r>
+    </w:p>
+    <w:p>
+      <w:pPr>
+        <w:keepNext/>
         <w:spacing w:after="0" w:before="0"/>
       </w:pPr>
       <w:r>
@@ -346,21 +383,7 @@
           <w:sz w:val="16"/>
           <w:szCs w:val="16"/>
         </w:rPr>
-        <w:t xml:space="preserve">{{/qs.category.sections}}</w:t>
-      </w:r>
-    </w:p>
-    <w:p>
-      <w:pPr>
-        <w:spacing w:after="0" w:before="0"/>
-      </w:pPr>
-      <w:r>
-        <w:rPr>
-          <w:rFonts w:ascii="Arial" w:cs="Arial" w:eastAsia="Arial" w:hAnsi="Arial"/>
-          <w:color w:val="296C5D"/>
-          <w:sz w:val="16"/>
-          <w:szCs w:val="16"/>
-        </w:rPr>
-        <w:t xml:space="preserve">{{/qs.plan.categories}}</w:t>
+        <w:t xml:space="preserve">{{/qs.project.plan.category_tree}}</w:t>
       </w:r>
     </w:p>
     <w:sectPr>
